--- a/manuscript/revised/Response_to_Reviewers_draft4.docx
+++ b/manuscript/revised/Response_to_Reviewers_draft4.docx
@@ -201,7 +201,7 @@
           <w:b w:val="0"/>
           <w:i w:val="0"/>
         </w:rPr>
-        <w:t xml:space="preserve"> [Revised manuscript, lines 177–178, 218–228, 342–348, 468–477.]</w:t>
+        <w:t xml:space="preserve"> [Revised manuscript, lines 178–179, 220–230, 344–350, 470–479.]</w:t>
       </w:r>
     </w:p>
     <w:p>
@@ -270,7 +270,7 @@
           <w:b w:val="0"/>
           <w:i w:val="0"/>
         </w:rPr>
-        <w:t xml:space="preserve"> [Revised manuscript, lines 172–173, 177–178, 300–301.]</w:t>
+        <w:t xml:space="preserve"> [Revised manuscript, lines 173–174, 178–179, 302–303.]</w:t>
       </w:r>
     </w:p>
     <w:p>
@@ -308,7 +308,7 @@
           <w:b w:val="0"/>
           <w:i w:val="0"/>
         </w:rPr>
-        <w:t xml:space="preserve"> [Revised manuscript, lines 193–198, 243–245, 605–618.]</w:t>
+        <w:t xml:space="preserve"> [Revised manuscript, lines 194–199, 206, 245–247, 607–620.]</w:t>
       </w:r>
     </w:p>
     <w:p>
@@ -346,7 +346,7 @@
           <w:b w:val="0"/>
           <w:i w:val="0"/>
         </w:rPr>
-        <w:t xml:space="preserve"> [Revised manuscript, lines 201.]</w:t>
+        <w:t xml:space="preserve"> [Revised manuscript, lines 202.]</w:t>
       </w:r>
     </w:p>
     <w:p>
@@ -384,7 +384,7 @@
           <w:b w:val="0"/>
           <w:i w:val="0"/>
         </w:rPr>
-        <w:t xml:space="preserve"> [Revised manuscript, lines 218–228, 230–237, 506–521.]</w:t>
+        <w:t xml:space="preserve"> [Revised manuscript, lines 220–230, 232–239, 508–523.]</w:t>
       </w:r>
     </w:p>
     <w:p>
@@ -422,7 +422,7 @@
           <w:b w:val="0"/>
           <w:i w:val="0"/>
         </w:rPr>
-        <w:t xml:space="preserve"> [Revised manuscript, lines 243–245, 468–477, 605–618.]</w:t>
+        <w:t xml:space="preserve"> [Revised manuscript, lines 245–247, 470–479, 607–620.]</w:t>
       </w:r>
     </w:p>
     <w:p>
@@ -460,7 +460,7 @@
           <w:b w:val="0"/>
           <w:i w:val="0"/>
         </w:rPr>
-        <w:t xml:space="preserve"> [Revised manuscript, lines 247–253, 427–431, 455–467, 500–505, 527–530, 537–554.]</w:t>
+        <w:t xml:space="preserve"> [Revised manuscript, lines 249–255, 429–433, 457–469, 502–507, 529–532, 539–556.]</w:t>
       </w:r>
     </w:p>
     <w:p>
@@ -498,7 +498,7 @@
           <w:b w:val="0"/>
           <w:i w:val="0"/>
         </w:rPr>
-        <w:t xml:space="preserve"> [Revised manuscript, lines 266–267, 285–294, 410–413, 543–554.]</w:t>
+        <w:t xml:space="preserve"> [Revised manuscript, lines 268–269, 287–296, 412–415, 545–556.]</w:t>
       </w:r>
     </w:p>
     <w:p>
@@ -593,7 +593,7 @@
           <w:b w:val="0"/>
           <w:i w:val="0"/>
         </w:rPr>
-        <w:t xml:space="preserve"> [Revised manuscript, lines 84–85, 172–173, 331–333, 363–364, 455–467, 500–505.]</w:t>
+        <w:t xml:space="preserve"> [Revised manuscript, lines 84–85, 173–174, 333–335, 365–366, 457–469, 502–507.]</w:t>
       </w:r>
     </w:p>
     <w:p>
@@ -631,7 +631,7 @@
           <w:b w:val="0"/>
           <w:i w:val="0"/>
         </w:rPr>
-        <w:t xml:space="preserve"> [Revised manuscript, lines 68–80, 554–557.]</w:t>
+        <w:t xml:space="preserve"> [Revised manuscript, lines 68–80, 556–559.]</w:t>
       </w:r>
     </w:p>
     <w:p>
@@ -669,7 +669,7 @@
           <w:b w:val="0"/>
           <w:i w:val="0"/>
         </w:rPr>
-        <w:t xml:space="preserve"> [Revised manuscript, lines 468–483.]</w:t>
+        <w:t xml:space="preserve"> [Revised manuscript, lines 470–485.]</w:t>
       </w:r>
     </w:p>
     <w:p>
@@ -707,7 +707,7 @@
           <w:b w:val="0"/>
           <w:i w:val="0"/>
         </w:rPr>
-        <w:t xml:space="preserve"> [Revised manuscript, lines 218–228, 230–237, 506–521.]</w:t>
+        <w:t xml:space="preserve"> [Revised manuscript, lines 220–230, 232–239, 508–523.]</w:t>
       </w:r>
     </w:p>
     <w:p>
@@ -961,7 +961,7 @@
           <w:b w:val="0"/>
           <w:i w:val="0"/>
         </w:rPr>
-        <w:t xml:space="preserve"> (revised manuscript, lines 49–52, 170–171)</w:t>
+        <w:t xml:space="preserve"> (revised manuscript, lines 49–52, 171–172)</w:t>
       </w:r>
     </w:p>
     <w:p>
@@ -1051,7 +1051,7 @@
           <w:b w:val="0"/>
           <w:i w:val="0"/>
         </w:rPr>
-        <w:t xml:space="preserve"> (revised manuscript, lines 84–85, 165–168)</w:t>
+        <w:t xml:space="preserve"> (revised manuscript, lines 84–85, 166–169)</w:t>
       </w:r>
     </w:p>
     <w:p>
@@ -1096,7 +1096,7 @@
           <w:b w:val="0"/>
           <w:i w:val="0"/>
         </w:rPr>
-        <w:t xml:space="preserve"> (revised manuscript, lines 193–198, 605–609)</w:t>
+        <w:t xml:space="preserve"> (revised manuscript, lines 194–199, 607–611)</w:t>
       </w:r>
     </w:p>
     <w:p>
@@ -1134,14 +1134,14 @@
           <w:b w:val="0"/>
           <w:i w:val="0"/>
         </w:rPr>
-        <w:t>All model terms (sex, BR to TX, het, rec, age, BTg, RTg, BTe, RTe, DP, CG, a, pe and e) are now italicised in the model definitions (Methods, Genetic analysis).</w:t>
-      </w:r>
-      <w:r>
-        <w:rPr>
-          <w:b w:val="0"/>
-          <w:i w:val="0"/>
-        </w:rPr>
-        <w:t xml:space="preserve"> (revised manuscript, lines 202–217)</w:t>
+        <w:t>All model terms (sex, BR to TX, UN, het, rec, age, BTg, RTg, BTe, RTe, DP, CG, a, pe and e) are now italicised in the model definitions (Methods, Genetic analysis).</w:t>
+      </w:r>
+      <w:r>
+        <w:rPr>
+          <w:b w:val="0"/>
+          <w:i w:val="0"/>
+        </w:rPr>
+        <w:t xml:space="preserve"> (revised manuscript, lines 203–219)</w:t>
       </w:r>
     </w:p>
     <w:p>
@@ -1186,7 +1186,7 @@
           <w:b w:val="0"/>
           <w:i w:val="0"/>
         </w:rPr>
-        <w:t xml:space="preserve"> (revised manuscript, lines 554–557)</w:t>
+        <w:t xml:space="preserve"> (revised manuscript, lines 556–559)</w:t>
       </w:r>
     </w:p>
     <w:p>
@@ -1231,7 +1231,7 @@
           <w:b w:val="0"/>
           <w:i w:val="0"/>
         </w:rPr>
-        <w:t xml:space="preserve"> (revised manuscript, lines 177–178)</w:t>
+        <w:t xml:space="preserve"> (revised manuscript, lines 178–179)</w:t>
       </w:r>
     </w:p>
     <w:p>
@@ -1276,7 +1276,7 @@
           <w:b w:val="0"/>
           <w:i w:val="0"/>
         </w:rPr>
-        <w:t xml:space="preserve"> (revised manuscript, lines 342–348)</w:t>
+        <w:t xml:space="preserve"> (revised manuscript, lines 344–350)</w:t>
       </w:r>
     </w:p>
     <w:p>
@@ -1321,7 +1321,7 @@
           <w:b w:val="0"/>
           <w:i w:val="0"/>
         </w:rPr>
-        <w:t xml:space="preserve"> (revised manuscript, lines 237–239)</w:t>
+        <w:t xml:space="preserve"> (revised manuscript, lines 239–241)</w:t>
       </w:r>
     </w:p>
     <w:p>
@@ -1366,7 +1366,7 @@
           <w:b w:val="0"/>
           <w:i w:val="0"/>
         </w:rPr>
-        <w:t xml:space="preserve"> (revised manuscript, lines 497–499, 527–530)</w:t>
+        <w:t xml:space="preserve"> (revised manuscript, lines 499–501, 529–532)</w:t>
       </w:r>
     </w:p>
     <w:sectPr>

--- a/manuscript/revised/Response_to_Reviewers_draft4.docx
+++ b/manuscript/revised/Response_to_Reviewers_draft4.docx
@@ -43,6 +43,18 @@
           <w:i w:val="0"/>
         </w:rPr>
         <w:t>We thank the Editor and both reviewers for their careful and constructive reading of our manuscript. Below we reproduce each comment in full followed by our response. In brief, we have (i) re-examined the genetic-parameter analysis in detail and added carbon dioxide as a trait in its own right; (ii) re-estimated the parameters used in the selection index analysis from a single trivariate model of methane (CH4), metabolic body weight (MBW) and CO2, and rebuilt the index analysis on them; and (iii) refocused that analysis on how alternative methane traits themselves operate within an index. It shows that a favourable region exists: holding MBW and CO2 at zero response reduces methane by 0.61 g/day per generation at a selection intensity of 1, and every methane trait examined, whether absolute, ratio or residual, reaches this response once appropriate weights on MBW and CO2 are included in the breeding goal. It is not an estimate of response to selection under a national breeding index, and it does not include economic weights or other breeding-goal traits. The re-estimated CH4–MBW genetic correlation (0.69 in the trivariate model; 0.72 in the bivariate model) differs substantially from the value used in the submitted index analysis (−0.03), so the index results differ from those of the submitted version and should be read as new results. The submitted value was also inconsistent with the CH4–live weight genetic correlation reported in the same submitted table (0.50), as MBW is a direct transformation of live weight; on re-estimation the two correlations agree (0.72 and 0.71; Table 5).</w:t>
+      </w:r>
+    </w:p>
+    <w:p>
+      <w:pPr>
+        <w:jc w:val="both"/>
+      </w:pPr>
+      <w:r>
+        <w:rPr>
+          <w:b w:val="0"/>
+          <w:i w:val="0"/>
+        </w:rPr>
+        <w:t>We have also restructured Table 3. The submitted version gave a full matrix of genetic and phenotypic correlations among all of the methane trait definitions. All genetic parameters were re-estimated for this revision, and the revised Table 3 now reports the genetic and phenotypic correlations of CO2 and of each alternative definition with daily methane, all from the re-estimated models. The 28 correlations among the alternative definitions themselves (for example, CH4/MM with RMTADG) have been removed. They were not re-estimated, and they are not needed for the conclusions of the paper, which concern how each definition relates to absolute methane and to the production traits (Tables 3 and 5). We removed them rather than present a single table mixing re-estimated values with values from the original analysis.</w:t>
       </w:r>
     </w:p>
     <w:p>
